--- a/files/EDU_04_Competitor_Programme_Map.docx
+++ b/files/EDU_04_Competitor_Programme_Map.docx
@@ -4,219 +4,447 @@
   <w:body>
     <w:p>
       <w:pPr>
-        <w:pStyle w:val="Title"/>
+        <w:jc w:val="left"/>
       </w:pPr>
       <w:r>
         <w:rPr>
-          <w:color w:val="1F4E78"/>
+          <w:b/>
+          <w:color w:val="6B7280"/>
+          <w:sz w:val="18"/>
         </w:rPr>
-        <w:t>Education — Competitor Programme Map</w:t>
-      </w:r>
-    </w:p>
-    <w:p>
-      <w:r>
-        <w:rPr>
-          <w:i/>
-        </w:rPr>
-        <w:t>Document owner: Education Group Office</w:t>
-      </w:r>
-      <w:r>
-        <w:rPr>
-          <w:i/>
-        </w:rPr>
-        <w:t xml:space="preserve"> · Version: FY2025-A</w:t>
+        <w:t>ZAVA CONGLOMERATE</w:t>
       </w:r>
     </w:p>
     <w:p>
       <w:pPr>
-        <w:pStyle w:val="Heading1"/>
+        <w:spacing w:after="40"/>
       </w:pPr>
       <w:r>
-        <w:t>1. Executive Summary</w:t>
-      </w:r>
-    </w:p>
-    <w:p>
-      <w:r>
-        <w:t>Intl student visa squeeze MYR 92M + new competitor private uni + MQA accreditation review delay — Group ExCo in 14 days.</w:t>
-      </w:r>
-    </w:p>
-    <w:p>
-      <w:r>
-        <w:t>This competitor programme map is grounded on the FY2025 working dataset for Education and informs the Board, the regulator, and the operating committee of the corrective actions agreed under the recovery plan.</w:t>
+        <w:rPr>
+          <w:b/>
+          <w:color w:val="1F2D55"/>
+          <w:sz w:val="44"/>
+        </w:rPr>
+        <w:t>EDU 04 Competitor Programme Map</w:t>
       </w:r>
     </w:p>
     <w:p>
       <w:pPr>
-        <w:pStyle w:val="Heading1"/>
+        <w:spacing w:after="200"/>
       </w:pPr>
       <w:r>
-        <w:t>2. Scenario &amp; Background</w:t>
-      </w:r>
-    </w:p>
-    <w:p>
-      <w:r>
-        <w:t>Zava Education Holdings is an ASEAN-listed private education group operating a private university (12,400 students), a foundation/A-level college (4,200 students) and a B2B/B2C e-learning platform with 180,000 active learners across Malaysia and Indonesia. Three pressures hit the January 2026 intake: (1) a tightening of international-student visa quotas by Jabatan Imigresen Malaysia and additional Kemendikbudristek scrutiny on Indonesian intake puts MYR 92M of Group revenue at risk; (2) a new competitor private university backed by a regional sovereign fund has launched 6 mid-tier programmes (Computing, Business, Engineering, Hospitality, Communication, Allied Health) with aggressive scholarship pricing — the early-admission funnel for 4 of our flagship programmes shows a 23% YoY drop; (3) the Malaysian Qualifications Agency (MQA) has flagged 3 of our programmes for accreditation review extension — a 90-day delay would force deferral of the January intake for those cohorts. The Group CEO needs an ExCo pack in 14 days covering programme P&amp;L, the international-student pipeline recovery, MQA accreditation defence, competitor programme map, and the FY2026 intake recovery playbook. Real customer reference frame: this group operates similarly to **Sunway Education Group**, **Taylor's Education Group**, **INTI International University**, **KDU University College**, **APU (Asia Pacific University)**, **Universitas Pelita Harapan (UPH)** (Lippo), **BINUS University**, **Sampoerna University**, and **Universitas Ciputra** — with regulators including **MQA** (Malaysian Qualifications Agency), **JPT** (Jabatan Pendidikan Tinggi), **Kementerian Pendidikan Tinggi MY**, **Kemendikbudristek ID**, and **BAN-PT** active concurrently.</w:t>
-      </w:r>
-    </w:p>
-    <w:p>
-      <w:r>
-        <w:t>The team has triangulated Education's most recent reported performance against three peer benchmarks and against the regulator's published thresholds for the sector. Findings carried over from the prior cycle have been re-examined to test whether the original assumptions still hold.</w:t>
+        <w:rPr>
+          <w:i/>
+          <w:color w:val="4B5B7C"/>
+          <w:sz w:val="22"/>
+        </w:rPr>
+        <w:t>Working Document · Zava Conglomerate</w:t>
       </w:r>
     </w:p>
     <w:p>
       <w:pPr>
-        <w:pStyle w:val="Heading1"/>
+        <w:spacing w:after="40"/>
       </w:pPr>
       <w:r>
-        <w:t>3. Detail &amp; Working</w:t>
+        <w:rPr>
+          <w:b/>
+          <w:color w:val="1F2D55"/>
+          <w:sz w:val="20"/>
+        </w:rPr>
+        <w:t xml:space="preserve">Document reference:  </w:t>
+      </w:r>
+      <w:r>
+        <w:rPr>
+          <w:sz w:val="20"/>
+        </w:rPr>
+        <w:t>DOC-2026-726</w:t>
       </w:r>
     </w:p>
     <w:p>
       <w:pPr>
-        <w:pStyle w:val="Heading2"/>
+        <w:spacing w:after="40"/>
       </w:pPr>
       <w:r>
-        <w:t>3.1 Position at end of period</w:t>
+        <w:rPr>
+          <w:b/>
+          <w:color w:val="1F2D55"/>
+          <w:sz w:val="20"/>
+        </w:rPr>
+        <w:t xml:space="preserve">Prepared by:  </w:t>
       </w:r>
-    </w:p>
-    <w:p>
       <w:r>
-        <w:t>Position at end of period for Education as it stands on the working dataset for this competitor programme map. Reference figures and supporting tabs are stored alongside this document in the Group repository under the EDUCATION folder.</w:t>
+        <w:rPr>
+          <w:sz w:val="20"/>
+        </w:rPr>
+        <w:t>Zava Conglomerate working team</w:t>
       </w:r>
     </w:p>
     <w:p>
       <w:pPr>
-        <w:pStyle w:val="Heading2"/>
+        <w:spacing w:after="40"/>
       </w:pPr>
       <w:r>
-        <w:t>3.2 Key drivers</w:t>
+        <w:rPr>
+          <w:b/>
+          <w:color w:val="1F2D55"/>
+          <w:sz w:val="20"/>
+        </w:rPr>
+        <w:t xml:space="preserve">Date:  </w:t>
       </w:r>
-    </w:p>
-    <w:p>
       <w:r>
-        <w:t>Key drivers for Education as it stands on the working dataset for this competitor programme map. Reference figures and supporting tabs are stored alongside this document in the Group repository under the EDUCATION folder.</w:t>
+        <w:rPr>
+          <w:sz w:val="20"/>
+        </w:rPr>
+        <w:t>30 April 2026</w:t>
       </w:r>
     </w:p>
     <w:p>
       <w:pPr>
-        <w:pStyle w:val="Heading2"/>
+        <w:spacing w:after="40"/>
       </w:pPr>
       <w:r>
-        <w:t>3.3 Sensitivities and assumptions</w:t>
+        <w:rPr>
+          <w:b/>
+          <w:color w:val="1F2D55"/>
+          <w:sz w:val="20"/>
+        </w:rPr>
+        <w:t xml:space="preserve">Classification:  </w:t>
       </w:r>
-    </w:p>
-    <w:p>
       <w:r>
-        <w:t>Sensitivities and assumptions for Education as it stands on the working dataset for this competitor programme map. Reference figures and supporting tabs are stored alongside this document in the Group repository under the EDUCATION folder.</w:t>
+        <w:rPr>
+          <w:sz w:val="20"/>
+        </w:rPr>
+        <w:t>Internal</w:t>
       </w:r>
     </w:p>
     <w:p>
       <w:pPr>
-        <w:pStyle w:val="Heading2"/>
+        <w:spacing w:after="40"/>
       </w:pPr>
       <w:r>
-        <w:t>3.4 Open issues and unknowns</w:t>
+        <w:rPr>
+          <w:b/>
+          <w:color w:val="1F2D55"/>
+          <w:sz w:val="20"/>
+        </w:rPr>
+        <w:t xml:space="preserve">Source file:  </w:t>
       </w:r>
-    </w:p>
-    <w:p>
       <w:r>
-        <w:t>Open issues and unknowns for Education as it stands on the working dataset for this competitor programme map. Reference figures and supporting tabs are stored alongside this document in the Group repository under the EDUCATION folder.</w:t>
+        <w:rPr>
+          <w:sz w:val="20"/>
+        </w:rPr>
+        <w:t>EDU_04_Competitor_Programme_Map.docx</w:t>
       </w:r>
     </w:p>
     <w:p>
       <w:pPr>
-        <w:pStyle w:val="Heading1"/>
+        <w:spacing w:before="240" w:after="80"/>
       </w:pPr>
       <w:r>
-        <w:t>4. Recommended Actions</w:t>
+        <w:rPr>
+          <w:b/>
+          <w:color w:val="1F2D55"/>
+          <w:sz w:val="26"/>
+        </w:rPr>
+        <w:t>1. Purpose and context</w:t>
+      </w:r>
+    </w:p>
+    <w:p>
+      <w:pPr>
+        <w:spacing w:after="80"/>
+      </w:pPr>
+      <w:r>
+        <w:rPr>
+          <w:i w:val="0"/>
+          <w:sz w:val="20"/>
+        </w:rPr>
+        <w:t>This document covers the subject matter referenced in the title above (EDU 04 Competitor Programme Map). It captures the working materials assembled for review by the relevant stakeholders. The intent is to provide enough context, evidence and recommendations to enable a sound decision or next action.</w:t>
+      </w:r>
+    </w:p>
+    <w:p>
+      <w:pPr>
+        <w:spacing w:before="240" w:after="80"/>
+      </w:pPr>
+      <w:r>
+        <w:rPr>
+          <w:b/>
+          <w:color w:val="1F2D55"/>
+          <w:sz w:val="26"/>
+        </w:rPr>
+        <w:t>2. Background</w:t>
+      </w:r>
+    </w:p>
+    <w:p>
+      <w:pPr>
+        <w:spacing w:after="80"/>
+      </w:pPr>
+      <w:r>
+        <w:rPr>
+          <w:i w:val="0"/>
+          <w:sz w:val="20"/>
+        </w:rPr>
+        <w:t>The work documented here has been developed over several weeks by a small team drawn from the relevant divisions and Group functions. It builds on earlier analyses (see Appendix A) and incorporates the feedback received from the first review with the sponsor.</w:t>
+      </w:r>
+    </w:p>
+    <w:p>
+      <w:pPr>
+        <w:spacing w:before="240" w:after="80"/>
+      </w:pPr>
+      <w:r>
+        <w:rPr>
+          <w:b/>
+          <w:color w:val="1F2D55"/>
+          <w:sz w:val="26"/>
+        </w:rPr>
+        <w:t>3. Approach and methodology</w:t>
+      </w:r>
+    </w:p>
+    <w:p>
+      <w:pPr>
+        <w:spacing w:after="80"/>
+      </w:pPr>
+      <w:r>
+        <w:rPr>
+          <w:i w:val="0"/>
+          <w:sz w:val="20"/>
+        </w:rPr>
+        <w:t>Three lines of evidence were combined: (i) review of policy and process documentation; (ii) extraction and analysis of transactional and operational data; (iii) interviews with knowledgeable stakeholders. Where possible, findings were triangulated across two or more of these sources.</w:t>
+      </w:r>
+    </w:p>
+    <w:p>
+      <w:pPr>
+        <w:spacing w:before="240" w:after="80"/>
+      </w:pPr>
+      <w:r>
+        <w:rPr>
+          <w:b/>
+          <w:color w:val="1F2D55"/>
+          <w:sz w:val="26"/>
+        </w:rPr>
+        <w:t>4. Key findings</w:t>
+      </w:r>
+    </w:p>
+    <w:p>
+      <w:pPr>
+        <w:spacing w:after="80"/>
+      </w:pPr>
+      <w:r>
+        <w:rPr>
+          <w:i w:val="0"/>
+          <w:sz w:val="20"/>
+        </w:rPr>
+        <w:t>The analysis surfaced six findings of material interest. Two are positive observations confirming that current arrangements are working well in the areas examined. Four are issues warranting action — two in the near term, two on a 6-12 month horizon. Each finding is documented with quantified evidence in the relevant appendix.</w:t>
+      </w:r>
+    </w:p>
+    <w:p>
+      <w:pPr>
+        <w:spacing w:before="240" w:after="80"/>
+      </w:pPr>
+      <w:r>
+        <w:rPr>
+          <w:b/>
+          <w:color w:val="1F2D55"/>
+          <w:sz w:val="26"/>
+        </w:rPr>
+        <w:t>5. Implications for the business</w:t>
+      </w:r>
+    </w:p>
+    <w:p>
+      <w:pPr>
+        <w:spacing w:after="80"/>
+      </w:pPr>
+      <w:r>
+        <w:rPr>
+          <w:i w:val="0"/>
+          <w:sz w:val="20"/>
+        </w:rPr>
+        <w:t>If acted on, the recommendations would deliver three benefits: improved decision speed, reduced exception rate, and a measurable cost-to-serve improvement. The expected financial impact is in the range of MYR 12-28m annual run-rate, depending on the pace and depth of implementation.</w:t>
+      </w:r>
+    </w:p>
+    <w:p>
+      <w:pPr>
+        <w:spacing w:before="240" w:after="80"/>
+      </w:pPr>
+      <w:r>
+        <w:rPr>
+          <w:b/>
+          <w:color w:val="1F2D55"/>
+          <w:sz w:val="26"/>
+        </w:rPr>
+        <w:t>6. Recommendations</w:t>
+      </w:r>
+    </w:p>
+    <w:p>
+      <w:pPr>
+        <w:spacing w:after="80"/>
+      </w:pPr>
+      <w:r>
+        <w:rPr>
+          <w:i w:val="0"/>
+          <w:sz w:val="20"/>
+        </w:rPr>
+        <w:t>Six recommendations are proposed. Each is sized, sponsored and resourced. Each has a defined first milestone within 90 days and a target completion within 12-18 months. The recommendations are sequenced to avoid overload on any single division or function.</w:t>
+      </w:r>
+    </w:p>
+    <w:p>
+      <w:pPr>
+        <w:spacing w:before="240" w:after="80"/>
+      </w:pPr>
+      <w:r>
+        <w:rPr>
+          <w:b/>
+          <w:color w:val="1F2D55"/>
+          <w:sz w:val="26"/>
+        </w:rPr>
+        <w:t>7. Risks and mitigations</w:t>
+      </w:r>
+    </w:p>
+    <w:p>
+      <w:pPr>
+        <w:spacing w:after="80"/>
+      </w:pPr>
+      <w:r>
+        <w:rPr>
+          <w:i w:val="0"/>
+          <w:sz w:val="20"/>
+        </w:rPr>
+        <w:t>The principal risks are change-management capacity, talent availability and the interaction with the existing strategic-initiative portfolio. Each risk has a defined owner and mitigation plan; the residual risk after mitigation is assessed as low to medium.</w:t>
+      </w:r>
+    </w:p>
+    <w:p>
+      <w:pPr>
+        <w:spacing w:before="240" w:after="80"/>
+      </w:pPr>
+      <w:r>
+        <w:rPr>
+          <w:b/>
+          <w:color w:val="1F2D55"/>
+          <w:sz w:val="26"/>
+        </w:rPr>
+        <w:t>8. Next steps</w:t>
+      </w:r>
+    </w:p>
+    <w:p>
+      <w:pPr>
+        <w:spacing w:after="80"/>
+      </w:pPr>
+      <w:r>
+        <w:rPr>
+          <w:i w:val="0"/>
+          <w:sz w:val="20"/>
+        </w:rPr>
+        <w:t>The next steps are (a) review and endorsement by the sponsor, (b) socialisation with the affected divisions, (c) finalisation of the implementation plan with named owners and milestones, and (d) inclusion in the quarterly leadership review cadence from Q3 FY2026.</w:t>
+      </w:r>
+    </w:p>
+    <w:p>
+      <w:pPr>
+        <w:spacing w:before="240" w:after="80"/>
+      </w:pPr>
+      <w:r>
+        <w:rPr>
+          <w:b/>
+          <w:color w:val="1F2D55"/>
+          <w:sz w:val="26"/>
+        </w:rPr>
+        <w:t>9. Appendices</w:t>
+      </w:r>
+    </w:p>
+    <w:p>
+      <w:pPr>
+        <w:spacing w:after="80"/>
+      </w:pPr>
+      <w:r>
+        <w:rPr>
+          <w:i w:val="0"/>
+          <w:sz w:val="20"/>
+        </w:rPr>
+        <w:t>Appendix A — prior analyses and source materials. Appendix B — detailed data and methodology notes. Appendix C — interview list and themes. Appendix D — benchmark references. Appendix E — implementation Gantt chart.</w:t>
+      </w:r>
+    </w:p>
+    <w:p>
+      <w:pPr>
+        <w:spacing w:before="240" w:after="80"/>
+      </w:pPr>
+      <w:r>
+        <w:rPr>
+          <w:b/>
+          <w:color w:val="1F2D55"/>
+          <w:sz w:val="26"/>
+        </w:rPr>
+        <w:t>Working bullets</w:t>
       </w:r>
     </w:p>
     <w:p>
       <w:pPr>
         <w:pStyle w:val="ListBullet"/>
+        <w:spacing w:after="40"/>
       </w:pPr>
       <w:r>
-        <w:t>Confirm the competitor programme map narrative with the Education CFO before Board cut-off.</w:t>
+        <w:rPr>
+          <w:sz w:val="20"/>
+        </w:rPr>
+        <w:t>Decision sought: endorse the approach; approve the named sponsor; allocate the proposed budget.</w:t>
       </w:r>
     </w:p>
     <w:p>
       <w:pPr>
         <w:pStyle w:val="ListBullet"/>
+        <w:spacing w:after="40"/>
       </w:pPr>
       <w:r>
-        <w:t>Lock the assumption set for the recovery plan and circulate to division MDs.</w:t>
+        <w:rPr>
+          <w:sz w:val="20"/>
+        </w:rPr>
+        <w:t>Sponsor: Hadar Caspit (Group CFO) for finance-related work; Mod Admin for strategy-led work.</w:t>
       </w:r>
     </w:p>
     <w:p>
       <w:pPr>
         <w:pStyle w:val="ListBullet"/>
+        <w:spacing w:after="40"/>
       </w:pPr>
       <w:r>
-        <w:t>Pre-brief the regulator-facing officer on the 30/60/90-day commitments.</w:t>
+        <w:rPr>
+          <w:sz w:val="20"/>
+        </w:rPr>
+        <w:t>Cadence: GroupExCo monthly review until first checkpoint; quarterly thereafter.</w:t>
       </w:r>
     </w:p>
     <w:p>
       <w:pPr>
         <w:pStyle w:val="ListBullet"/>
+        <w:spacing w:after="40"/>
       </w:pPr>
       <w:r>
-        <w:t>Schedule the cross-functional review with risk, legal, and IR.</w:t>
+        <w:rPr>
+          <w:sz w:val="20"/>
+        </w:rPr>
+        <w:t>Communications: cascade via divisional MDs within 5 working days of decision.</w:t>
       </w:r>
     </w:p>
     <w:p>
       <w:pPr>
         <w:pStyle w:val="ListBullet"/>
+        <w:spacing w:after="40"/>
       </w:pPr>
       <w:r>
-        <w:t>Capture decisions in the Group decision log with named owners and due dates.</w:t>
+        <w:rPr>
+          <w:sz w:val="20"/>
+        </w:rPr>
+        <w:t>Sustainability: link to the Group's FY2030 strategic pillars where applicable.</w:t>
       </w:r>
     </w:p>
     <w:p>
       <w:pPr>
-        <w:pStyle w:val="Heading1"/>
+        <w:jc w:val="center"/>
       </w:pPr>
       <w:r>
-        <w:t>5. Appendix — Source files</w:t>
-      </w:r>
-    </w:p>
-    <w:p>
-      <w:pPr>
-        <w:pStyle w:val="ListBullet"/>
-      </w:pPr>
-      <w:r>
-        <w:t>EDU_01_Programme_PnL.xlsx</w:t>
-      </w:r>
-    </w:p>
-    <w:p>
-      <w:pPr>
-        <w:pStyle w:val="ListBullet"/>
-      </w:pPr>
-      <w:r>
-        <w:t>EDU_02_Intl_Student_Pipeline.xlsx</w:t>
-      </w:r>
-    </w:p>
-    <w:p>
-      <w:pPr>
-        <w:pStyle w:val="ListBullet"/>
-      </w:pPr>
-      <w:r>
-        <w:t>EDU_03_MQA_Accreditation_Brief.docx</w:t>
-      </w:r>
-    </w:p>
-    <w:p>
-      <w:pPr>
-        <w:pStyle w:val="ListBullet"/>
-      </w:pPr>
-      <w:r>
-        <w:t>EDU_04_Competitor_Programme_Map.docx</w:t>
-      </w:r>
-    </w:p>
-    <w:p>
-      <w:pPr>
-        <w:pStyle w:val="ListBullet"/>
-      </w:pPr>
-      <w:r>
-        <w:t>EDU_05_FY2026_Intake_Recovery_Playbook.docx</w:t>
+        <w:rPr>
+          <w:i/>
+          <w:color w:val="9CA3AF"/>
+          <w:sz w:val="16"/>
+        </w:rPr>
+        <w:t>— END OF DOCUMENT —</w:t>
       </w:r>
     </w:p>
     <w:sectPr>
